--- a/Draft_Bab_3_Skripsi.docx
+++ b/Draft_Bab_3_Skripsi.docx
@@ -53,10 +53,7 @@
         <w:divId w:val="106628184"/>
       </w:pPr>
       <w:r>
-        <w:t>Penelitian dengan judul Pengaruh Gaya Kepemimpinan dan Kompensasi terhadap Kinerja Perangkat Desa dengan Motivasi Kerja sebagai Variabel Mediasi dilakukan di Kantor Desa Pisangan Jaya, Kabupaten Tangerang yang beralamat di Jalan Ahmad Yani Nomor 16, Pisang</w:t>
-      </w:r>
-      <w:r>
-        <w:t>an Jaya, Kecamatan Sepatan, Kabupaten Tangerang, Banten. Penelitian ini dilaksanakan pada bulan Juni 2026 sampai dengan bulan Juli 2026. Tabel jadwal penelitian terdapat pada Tabel 3.1 di bawah ini:</w:t>
+        <w:t>Penelitian dengan judul Pengaruh Gaya Kepemimpinan dan Kompensasi terhadap Kinerja Perangkat Desa dengan Motivasi Kerja sebagai Variabel Mediasi dilakukan di Kantor Desa Pisangan Jaya, Kabupaten Tangerang yang beralamat di Jalan Ahmad Yani Nomor 16, Pisangan Jaya, Kecamatan Sepatan, Kabupaten Tangerang, Banten. Penelitian ini dilaksanakan pada bulan Juni 2026 sampai dengan bulan Juli 2026. Tabel jadwal penelitian terdapat pada Tabel 3.1 di bawah ini:</w:t>
       </w:r>
     </w:p>
     <w:p>
@@ -195,17 +192,7 @@
                 <w:sz w:val="20"/>
                 <w:szCs w:val="20"/>
               </w:rPr>
-              <w:t>Kete</w:t>
-            </w:r>
-            <w:r>
-              <w:rPr>
-                <w:rFonts w:eastAsia="Times New Roman"/>
-                <w:b/>
-                <w:bCs/>
-                <w:sz w:val="20"/>
-                <w:szCs w:val="20"/>
-              </w:rPr>
-              <w:t>rangan</w:t>
+              <w:t>Keterangan</w:t>
             </w:r>
           </w:p>
         </w:tc>
@@ -4890,10 +4877,7 @@
         <w:divId w:val="106628184"/>
       </w:pPr>
       <w:r>
-        <w:t>Penelitian ini menggunakan metode penelitian kuantitatif. Sugiyono (2023:16), menjelaskan bahwa metode penelitian kuantitatif dapat diartikan sebagai metode penelitian yang berlandaskan pada filsafat positivisme, digunakan untuk meneliti pada populasi atau</w:t>
-      </w:r>
-      <w:r>
-        <w:t xml:space="preserve"> sampel tertentu, pengumpulan data menggunakan instrumen penelitian, analisis data bersifat kuantitatif/statistik, dengan tujuan untuk menguji hipotesis yang telah ditetapkan.</w:t>
+        <w:t>Penelitian ini menggunakan metode penelitian kuantitatif. Sugiyono (2023:16), menjelaskan bahwa metode penelitian kuantitatif dapat diartikan sebagai metode penelitian yang berlandaskan pada filsafat positivisme, digunakan untuk meneliti pada populasi atau sampel tertentu, pengumpulan data menggunakan instrumen penelitian, analisis data bersifat kuantitatif/statistik, dengan tujuan untuk menguji hipotesis yang telah ditetapkan.</w:t>
       </w:r>
     </w:p>
     <w:p>
@@ -4924,10 +4908,7 @@
         <w:divId w:val="106628184"/>
       </w:pPr>
       <w:r>
-        <w:t>Definisi operasional adalah definisi yang didasarkan atas sifat-sifat hal yang didefinisikan yang dapat diamati (diobservasi). Konsep dapat diamati atau diobservasi ini penting, karena hal yang dapat diamati itu membuka kemungkinan bagi orang lain selain p</w:t>
-      </w:r>
-      <w:r>
-        <w:t>eneliti untuk melakukan hal yang serupa, sehingga apa yang dilakukan oleh peneliti terbuka untuk diuji kembali oleh orang lain. Syahza (2021:68).</w:t>
+        <w:t>Definisi operasional adalah definisi yang didasarkan atas sifat-sifat hal yang didefinisikan yang dapat diamati (diobservasi). Konsep dapat diamati atau diobservasi ini penting, karena hal yang dapat diamati itu membuka kemungkinan bagi orang lain selain peneliti untuk melakukan hal yang serupa, sehingga apa yang dilakukan oleh peneliti terbuka untuk diuji kembali oleh orang lain. Syahza (2021:68).</w:t>
       </w:r>
     </w:p>
     <w:p>
@@ -4938,10 +4919,7 @@
         <w:divId w:val="106628184"/>
       </w:pPr>
       <w:r>
-        <w:t>Istilah variabel dapat diartikan bermacam-macam. Variabel diartikan sebagai segala sesuatu yang akan menjadi o</w:t>
-      </w:r>
-      <w:r>
-        <w:t>byek pengamatan penelitian. Sering pula dinyatakan variabel penelitian itu sebagai faktor-faktor yang berperan dalam peristiwa atau gejala yang akan diteliti. Syahza (2021:65).</w:t>
+        <w:t>Istilah variabel dapat diartikan bermacam-macam. Variabel diartikan sebagai segala sesuatu yang akan menjadi obyek pengamatan penelitian. Sering pula dinyatakan variabel penelitian itu sebagai faktor-faktor yang berperan dalam peristiwa atau gejala yang akan diteliti. Syahza (2021:65).</w:t>
       </w:r>
     </w:p>
     <w:p>
@@ -4972,10 +4950,7 @@
         <w:divId w:val="106628184"/>
       </w:pPr>
       <w:r>
-        <w:t>Menurut Sudaryana dan Agusiady (20</w:t>
-      </w:r>
-      <w:r>
-        <w:t xml:space="preserve">21:29), variabel independen: variabel bebas, sering juga disebut variabel stimulus, prediktor, </w:t>
+        <w:t xml:space="preserve">Menurut Sudaryana dan Agusiady (2021:29), variabel independen: variabel bebas, sering juga disebut variabel stimulus, prediktor, </w:t>
       </w:r>
       <w:r>
         <w:rPr>
@@ -4996,10 +4971,7 @@
         <w:divId w:val="106628184"/>
       </w:pPr>
       <w:r>
-        <w:t>Menurut Sujarweni (2022:86), variabel independen</w:t>
-      </w:r>
-      <w:r>
-        <w:t xml:space="preserve"> merupakan variabel yang mempengaruhi atau yang menjadi sebab perubahannya atau timbulnya variabel dependen.</w:t>
+        <w:t>Menurut Sujarweni (2022:86), variabel independen merupakan variabel yang mempengaruhi atau yang menjadi sebab perubahannya atau timbulnya variabel dependen.</w:t>
       </w:r>
     </w:p>
     <w:p>
@@ -5030,15 +5002,7 @@
           <w:b/>
           <w:bCs/>
         </w:rPr>
-        <w:t>C.2.    V</w:t>
-      </w:r>
-      <w:r>
-        <w:rPr>
-          <w:rFonts w:eastAsia="Times New Roman"/>
-          <w:b/>
-          <w:bCs/>
-        </w:rPr>
-        <w:t>ariabel Terikat (Variabel Dependen)</w:t>
+        <w:t>C.2.    Variabel Terikat (Variabel Dependen)</w:t>
       </w:r>
     </w:p>
     <w:p>
@@ -5070,10 +5034,7 @@
         <w:divId w:val="106628184"/>
       </w:pPr>
       <w:r>
-        <w:t>Menurut Sujarwe</w:t>
-      </w:r>
-      <w:r>
-        <w:t>ni (2022:85), variabel dependen merupakan variabel yang dipengaruhi atau akibat, karena adanya variabel bebas.</w:t>
+        <w:t>Menurut Sujarweni (2022:85), variabel dependen merupakan variabel yang dipengaruhi atau akibat, karena adanya variabel bebas.</w:t>
       </w:r>
     </w:p>
     <w:p>
@@ -5114,7 +5075,7 @@
           <w:i/>
           <w:iCs/>
         </w:rPr>
-        <w:t>Intervening</w:t>
+        <w:t>Mediasi</w:t>
       </w:r>
     </w:p>
     <w:p>
@@ -5125,17 +5086,14 @@
         <w:divId w:val="106628184"/>
       </w:pPr>
       <w:r>
-        <w:t>Menurut Sudaryana dan A</w:t>
-      </w:r>
-      <w:r>
-        <w:t xml:space="preserve">gusiady (2021:29), variabel </w:t>
+        <w:t xml:space="preserve">Menurut Sudaryana dan Agusiady (2021:29), variabel </w:t>
       </w:r>
       <w:r>
         <w:rPr>
           <w:i/>
           <w:iCs/>
         </w:rPr>
-        <w:t>intervening</w:t>
+        <w:t>Mediasi</w:t>
       </w:r>
       <w:r>
         <w:t>: yaitu variabel yang secara teoretis mempengaruhi hubungan antara variabel independen dengan dependen, tetapi tidak dapat diukur.</w:t>
@@ -5156,13 +5114,10 @@
           <w:i/>
           <w:iCs/>
         </w:rPr>
-        <w:t>intervening</w:t>
-      </w:r>
-      <w:r>
-        <w:t xml:space="preserve"> (antara) merupakan variabel yang men</w:t>
-      </w:r>
-      <w:r>
-        <w:t>ghubungkan antara variabel independen dengan variabel dependen yang dapat memperkuat atau memperlemah hubungan namun tidak dapat diamati atau diukur.</w:t>
+        <w:t>Mediasi</w:t>
+      </w:r>
+      <w:r>
+        <w:t xml:space="preserve"> (antara) merupakan variabel yang menghubungkan antara variabel independen dengan variabel dependen yang dapat memperkuat atau memperlemah hubungan namun tidak dapat diamati atau diukur.</w:t>
       </w:r>
     </w:p>
     <w:p>
@@ -5180,7 +5135,7 @@
           <w:i/>
           <w:iCs/>
         </w:rPr>
-        <w:t>intervening</w:t>
+        <w:t>Mediasi</w:t>
       </w:r>
       <w:r>
         <w:t xml:space="preserve"> yang digunakan dalam penelitian ini adalah variabel motivasi kerja (Z).</w:t>
@@ -5203,15 +5158,7 @@
           <w:b/>
           <w:bCs/>
         </w:rPr>
-        <w:t>C.4.    Opera</w:t>
-      </w:r>
-      <w:r>
-        <w:rPr>
-          <w:rFonts w:eastAsia="Times New Roman"/>
-          <w:b/>
-          <w:bCs/>
-        </w:rPr>
-        <w:t>sionalisasi Variabel Penelitian</w:t>
+        <w:t>C.4.    Operasionalisasi Variabel Penelitian</w:t>
       </w:r>
     </w:p>
     <w:p>
@@ -5229,7 +5176,7 @@
           <w:i/>
           <w:iCs/>
         </w:rPr>
-        <w:t>intervening</w:t>
+        <w:t>Mediasi</w:t>
       </w:r>
       <w:r>
         <w:t>, yaitu:</w:t>
@@ -5272,13 +5219,7 @@
         <w:rPr>
           <w:rFonts w:eastAsia="Times New Roman"/>
         </w:rPr>
-        <w:t xml:space="preserve">Variabel independen: </w:t>
-      </w:r>
-      <w:r>
-        <w:rPr>
-          <w:rFonts w:eastAsia="Times New Roman"/>
-        </w:rPr>
-        <w:t>Gaya Kepemimpinan (X1) dan Kompensasi (X2).</w:t>
+        <w:t>Variabel independen: Gaya Kepemimpinan (X1) dan Kompensasi (X2).</w:t>
       </w:r>
     </w:p>
     <w:p>
@@ -5306,7 +5247,7 @@
           <w:i/>
           <w:iCs/>
         </w:rPr>
-        <w:t>intervening</w:t>
+        <w:t>Mediasi</w:t>
       </w:r>
       <w:r>
         <w:rPr>
@@ -5666,15 +5607,7 @@
                 <w:szCs w:val="20"/>
               </w:rPr>
               <w:br/>
-              <w:t>4. Efektivi</w:t>
-            </w:r>
-            <w:r>
-              <w:rPr>
-                <w:rFonts w:eastAsia="Times New Roman"/>
-                <w:sz w:val="20"/>
-                <w:szCs w:val="20"/>
-              </w:rPr>
-              <w:t>tas biaya</w:t>
+              <w:t>4. Efektivitas biaya</w:t>
             </w:r>
             <w:r>
               <w:rPr>
@@ -5825,15 +5758,7 @@
                 <w:sz w:val="20"/>
                 <w:szCs w:val="20"/>
               </w:rPr>
-              <w:t>Gaya kepemimpinan adalah cara seorang pemimpin mempengaruhi perilaku bawahan, agar mau bekerja sama dan bekerja seca</w:t>
-            </w:r>
-            <w:r>
-              <w:rPr>
-                <w:rFonts w:eastAsia="Times New Roman"/>
-                <w:sz w:val="20"/>
-                <w:szCs w:val="20"/>
-              </w:rPr>
-              <w:t>ra produktif untuk mencapai tujuan organisasi. Hasibuan (2019:170)</w:t>
+              <w:t>Gaya kepemimpinan adalah cara seorang pemimpin mempengaruhi perilaku bawahan, agar mau bekerja sama dan bekerja secara produktif untuk mencapai tujuan organisasi. Hasibuan (2019:170)</w:t>
             </w:r>
           </w:p>
         </w:tc>
@@ -5993,15 +5918,7 @@
                 <w:sz w:val="20"/>
                 <w:szCs w:val="20"/>
               </w:rPr>
-              <w:t>Kompensasi (</w:t>
-            </w:r>
-            <w:r>
-              <w:rPr>
-                <w:rFonts w:eastAsia="Times New Roman"/>
-                <w:sz w:val="20"/>
-                <w:szCs w:val="20"/>
-              </w:rPr>
-              <w:t>X2)</w:t>
+              <w:t>Kompensasi (X2)</w:t>
             </w:r>
           </w:p>
         </w:tc>
@@ -6093,15 +6010,7 @@
                 <w:szCs w:val="20"/>
               </w:rPr>
               <w:br/>
-              <w:t>3. Kese</w:t>
-            </w:r>
-            <w:r>
-              <w:rPr>
-                <w:rFonts w:eastAsia="Times New Roman"/>
-                <w:sz w:val="20"/>
-                <w:szCs w:val="20"/>
-              </w:rPr>
-              <w:t>diaan membayar</w:t>
+              <w:t>3. Kesediaan membayar</w:t>
             </w:r>
             <w:r>
               <w:rPr>
@@ -6261,15 +6170,7 @@
                 <w:sz w:val="20"/>
                 <w:szCs w:val="20"/>
               </w:rPr>
-              <w:t>Motivasi adalah pemberian daya penggerak yang menciptakan kegairahan kerja seseorang, agar mereka mau bekerja sama, be</w:t>
-            </w:r>
-            <w:r>
-              <w:rPr>
-                <w:rFonts w:eastAsia="Times New Roman"/>
-                <w:sz w:val="20"/>
-                <w:szCs w:val="20"/>
-              </w:rPr>
-              <w:t>kerja efektif, dan terintegrasi dengan segala daya upayanya untuk mencapai kepuasan. Hasibuan (2019:141)</w:t>
+              <w:t>Motivasi adalah pemberian daya penggerak yang menciptakan kegairahan kerja seseorang, agar mereka mau bekerja sama, bekerja efektif, dan terintegrasi dengan segala daya upayanya untuk mencapai kepuasan. Hasibuan (2019:141)</w:t>
             </w:r>
           </w:p>
         </w:tc>
@@ -6481,13 +6382,7 @@
         <w:divId w:val="106628184"/>
       </w:pPr>
       <w:r>
-        <w:t>Sugiyono (2023:126), menjelaskan bahwa populasi adalah</w:t>
-      </w:r>
-      <w:r>
-        <w:t xml:space="preserve"> keseluruhan elemen yang akan dijadikan wilayah generalisasi. Elemen populasi adalah keseluruhan subyek yang akan diukur, yang merupakan unit yang diteliti. Dalam hal ini populasi adalah wilayah generalisasi yang terdiri atas: obyek/subyek yang mempunyai k</w:t>
-      </w:r>
-      <w:r>
-        <w:t>uantitas dan karakteristik tertentu yang ditetapkan oleh peneliti untuk dipelajari dan kemudian ditarik kesimpulannya.</w:t>
+        <w:t>Sugiyono (2023:126), menjelaskan bahwa populasi adalah keseluruhan elemen yang akan dijadikan wilayah generalisasi. Elemen populasi adalah keseluruhan subyek yang akan diukur, yang merupakan unit yang diteliti. Dalam hal ini populasi adalah wilayah generalisasi yang terdiri atas: obyek/subyek yang mempunyai kuantitas dan karakteristik tertentu yang ditetapkan oleh peneliti untuk dipelajari dan kemudian ditarik kesimpulannya.</w:t>
       </w:r>
     </w:p>
     <w:p>
@@ -6498,10 +6393,7 @@
         <w:divId w:val="106628184"/>
       </w:pPr>
       <w:r>
-        <w:t>Populasi dalam penelitian ini adalah seluruh perangkat desa di Kantor Desa Pisangan Jaya, Kabupaten Tangerang pada saat penyebaran kuesio</w:t>
-      </w:r>
-      <w:r>
-        <w:t>ner ini dilakukan yaitu bulan Juni - Juli 2026, berjumlah [Jumlah] orang.</w:t>
+        <w:t>Populasi dalam penelitian ini adalah seluruh perangkat desa di Kantor Desa Pisangan Jaya, Kabupaten Tangerang pada saat penyebaran kuesioner ini dilakukan yaitu bulan Juni - Juli 2026, berjumlah [Jumlah] orang.</w:t>
       </w:r>
     </w:p>
     <w:p>
@@ -6543,13 +6435,7 @@
         <w:divId w:val="106628184"/>
       </w:pPr>
       <w:r>
-        <w:t>Sugiyono (2023:127), menjelaskan bahwa sampel adalah bagia</w:t>
-      </w:r>
-      <w:r>
-        <w:t>n dari jumlah dan karakteristik yang dimiliki oleh populasi tersebut. Bila populasi besar, dan peneliti tidak mungkin mempelajari semua yang ada pada populasi, misalnya karena keterbatasan dana, tenaga dan waktu, maka peneliti dapat menggunakan sampel yang</w:t>
-      </w:r>
-      <w:r>
-        <w:t xml:space="preserve"> diambil dari populasi itu. Apa yang dipelajari dari sampel itu, kesimpulannya akan dapat diberlakukan untuk populasi.</w:t>
+        <w:t>Sugiyono (2023:127), menjelaskan bahwa sampel adalah bagian dari jumlah dan karakteristik yang dimiliki oleh populasi tersebut. Bila populasi besar, dan peneliti tidak mungkin mempelajari semua yang ada pada populasi, misalnya karena keterbatasan dana, tenaga dan waktu, maka peneliti dapat menggunakan sampel yang diambil dari populasi itu. Apa yang dipelajari dari sampel itu, kesimpulannya akan dapat diberlakukan untuk populasi.</w:t>
       </w:r>
     </w:p>
     <w:p>
@@ -6560,13 +6446,7 @@
         <w:divId w:val="106628184"/>
       </w:pPr>
       <w:r>
-        <w:t xml:space="preserve">Teknik sampling merupakan suatu cara pengambilan contoh atau sampel untuk diteliti. Sampel yang terpilih merupakan sumber data yang akan </w:t>
-      </w:r>
-      <w:r>
-        <w:t>diolah secara statistik dan harus mampu memberikan gambaran untuk sebuah populasi. Jadi sampel merupakan cerminan tingkah laku populasi. Apabila pengambilan sampelnya tidak benar, maka sampel tersebut tidak akan mampu memberikan atau mewakili populasi. Sya</w:t>
-      </w:r>
-      <w:r>
-        <w:t>hza (2021:45).</w:t>
+        <w:t>Teknik sampling merupakan suatu cara pengambilan contoh atau sampel untuk diteliti. Sampel yang terpilih merupakan sumber data yang akan diolah secara statistik dan harus mampu memberikan gambaran untuk sebuah populasi. Jadi sampel merupakan cerminan tingkah laku populasi. Apabila pengambilan sampelnya tidak benar, maka sampel tersebut tidak akan mampu memberikan atau mewakili populasi. Syahza (2021:45).</w:t>
       </w:r>
     </w:p>
     <w:p>
@@ -6587,10 +6467,7 @@
         <w:t>nonprobability sampling</w:t>
       </w:r>
       <w:r>
-        <w:t>, yaitu teknik pengambilan sampel yang tidak memberi peluang/kesempatan sama bagi setiap unsur atau anggota populasi untuk dipilih menjadi sampel. Sujarweni (2020</w:t>
-      </w:r>
-      <w:r>
-        <w:t xml:space="preserve">:71). Teknik penentuan sampel yang peneliti gunakan adalah </w:t>
+        <w:t xml:space="preserve">, yaitu teknik pengambilan sampel yang tidak memberi peluang/kesempatan sama bagi setiap unsur atau anggota populasi untuk dipilih menjadi sampel. Sujarweni (2020:71). Teknik penentuan sampel yang peneliti gunakan adalah </w:t>
       </w:r>
       <w:r>
         <w:rPr>
@@ -6600,10 +6477,7 @@
         <w:t>sampling jenuh</w:t>
       </w:r>
       <w:r>
-        <w:t>, karena peneliti menggunakan semua anggota populasi untuk dijadikan sampel. Seperti yang dijelaskan oleh Sudaryana dan Agusiady (2021:36), sampel jenuh adalah teknik penentuan sampel</w:t>
-      </w:r>
-      <w:r>
-        <w:t xml:space="preserve"> bila semua anggota populasi digunakan sebagai sampel.</w:t>
+        <w:t>, karena peneliti menggunakan semua anggota populasi untuk dijadikan sampel. Seperti yang dijelaskan oleh Sudaryana dan Agusiady (2021:36), sampel jenuh adalah teknik penentuan sampel bila semua anggota populasi digunakan sebagai sampel.</w:t>
       </w:r>
     </w:p>
     <w:p>
@@ -6654,10 +6528,7 @@
         <w:divId w:val="106628184"/>
       </w:pPr>
       <w:r>
-        <w:t>Menurut Sujarweni (2020:74), teknik pengumpulan data merupakan cara yang dilakukan peneliti untuk mengungkap atau menjaring informasi kuant</w:t>
-      </w:r>
-      <w:r>
-        <w:t>itatif dari responden sesuai lingkup penelitian.</w:t>
+        <w:t>Menurut Sujarweni (2020:74), teknik pengumpulan data merupakan cara yang dilakukan peneliti untuk mengungkap atau menjaring informasi kuantitatif dari responden sesuai lingkup penelitian.</w:t>
       </w:r>
     </w:p>
     <w:p>
@@ -6668,10 +6539,7 @@
         <w:divId w:val="106628184"/>
       </w:pPr>
       <w:r>
-        <w:t>Teknik pengumpulan data dalam penelitian ini adalah dengan cara memberi seperangkat pertanyaan atau pernyataan berupa kuesioner atau angket kepada responden untuk dijawab. Kuesioner merupakan teknik pengumpu</w:t>
-      </w:r>
-      <w:r>
-        <w:t>lan data yang dilakukan dengan cara memberi seperangkat pertanyaan atau pernyataan tertulis kepada para responden untuk dijawabnya. Sugiyono (2023:199).</w:t>
+        <w:t>Teknik pengumpulan data dalam penelitian ini adalah dengan cara memberi seperangkat pertanyaan atau pernyataan berupa kuesioner atau angket kepada responden untuk dijawab. Kuesioner merupakan teknik pengumpulan data yang dilakukan dengan cara memberi seperangkat pertanyaan atau pernyataan tertulis kepada para responden untuk dijawabnya. Sugiyono (2023:199).</w:t>
       </w:r>
     </w:p>
     <w:p>
@@ -6702,10 +6570,7 @@
         <w:divId w:val="106628184"/>
       </w:pPr>
       <w:r>
-        <w:t>Menurut Sujarweni (2020:73-74), sumber data adalah subjek dari mana asal data penel</w:t>
-      </w:r>
-      <w:r>
-        <w:t>itian itu diperoleh. Apabila peneliti misalnya menggunakan kuesioner atau wawancara dalam pengumpulan datanya, maka sumber data disebut responden, yaitu orang yang merespon atau menjawab pertanyaan, baik tertulis maupun lisan.</w:t>
+        <w:t>Menurut Sujarweni (2020:73-74), sumber data adalah subjek dari mana asal data penelitian itu diperoleh. Apabila peneliti misalnya menggunakan kuesioner atau wawancara dalam pengumpulan datanya, maka sumber data disebut responden, yaitu orang yang merespon atau menjawab pertanyaan, baik tertulis maupun lisan.</w:t>
       </w:r>
     </w:p>
     <w:p>
@@ -6716,10 +6581,7 @@
         <w:divId w:val="106628184"/>
       </w:pPr>
       <w:r>
-        <w:t>Berdasarkan sumbernya, data d</w:t>
-      </w:r>
-      <w:r>
-        <w:t>ibagi menjadi:</w:t>
+        <w:t>Berdasarkan sumbernya, data dibagi menjadi:</w:t>
       </w:r>
     </w:p>
     <w:p>
@@ -6739,13 +6601,7 @@
         <w:rPr>
           <w:rFonts w:eastAsia="Times New Roman"/>
         </w:rPr>
-        <w:t>Data Primer: data yang diperoleh dari responden melalui kuesioner, kelompok fokus, dan panel, atau juga data hasil wawancara peneliti dengan nara sumber. Data yang diperoleh dari data primer ini harus diolah lagi. Sumber data yang langsung m</w:t>
-      </w:r>
-      <w:r>
-        <w:rPr>
-          <w:rFonts w:eastAsia="Times New Roman"/>
-        </w:rPr>
-        <w:t>emberikan data kepada pengumpul data.</w:t>
+        <w:t>Data Primer: data yang diperoleh dari responden melalui kuesioner, kelompok fokus, dan panel, atau juga data hasil wawancara peneliti dengan nara sumber. Data yang diperoleh dari data primer ini harus diolah lagi. Sumber data yang langsung memberikan data kepada pengumpul data.</w:t>
       </w:r>
     </w:p>
     <w:p>
@@ -6765,13 +6621,7 @@
         <w:rPr>
           <w:rFonts w:eastAsia="Times New Roman"/>
         </w:rPr>
-        <w:t>Data Sekunder: data yang didapat dari catatan, buku, majalah berupa laporan keuangan publikasi perusahaan, laporan pemerintah, artikel, buku-buku sebagai teori, majalah, dan lain sebagainya. Data yang diperoleh dari data sekunder ini tidak perlu diolah lag</w:t>
-      </w:r>
-      <w:r>
-        <w:rPr>
-          <w:rFonts w:eastAsia="Times New Roman"/>
-        </w:rPr>
-        <w:t>i. Sumber yang tidak langsung memberikan data pada pengumpul data.</w:t>
+        <w:t>Data Sekunder: data yang didapat dari catatan, buku, majalah berupa laporan keuangan publikasi perusahaan, laporan pemerintah, artikel, buku-buku sebagai teori, majalah, dan lain sebagainya. Data yang diperoleh dari data sekunder ini tidak perlu diolah lagi. Sumber yang tidak langsung memberikan data pada pengumpul data.</w:t>
       </w:r>
     </w:p>
     <w:p>
@@ -6782,10 +6632,7 @@
         <w:divId w:val="106628184"/>
       </w:pPr>
       <w:r>
-        <w:t>Sumber data dalam penelitian ini adalah dengan menggunakan data primer. Data dikumpulkan oleh peneliti langsung dari sumber pertama atau tempat objek penelitian dilakukan dengan menyebarkan</w:t>
-      </w:r>
-      <w:r>
-        <w:t xml:space="preserve"> kuesioner secara langsung dan diisi oleh responden (perangkat desa).</w:t>
+        <w:t>Sumber data dalam penelitian ini adalah dengan menggunakan data primer. Data dikumpulkan oleh peneliti langsung dari sumber pertama atau tempat objek penelitian dilakukan dengan menyebarkan kuesioner secara langsung dan diisi oleh responden (perangkat desa).</w:t>
       </w:r>
     </w:p>
     <w:p>
@@ -6816,10 +6663,7 @@
         <w:divId w:val="106628184"/>
       </w:pPr>
       <w:r>
-        <w:t>Pada prinsipnya meneliti adalah melakukan pengukuran, maka harus ada alat ukur yang baik. Alat ukur dalam penelitian biasanya dinamakan instrumen pe</w:t>
-      </w:r>
-      <w:r>
-        <w:t>nelitian. Sugiyono (2023:156), menjelaskan bahwa instrumen penelitian adalah suatu alat yang digunakan mengukur fenomena alam maupun sosial yang diamati. Secara spesifik semua fenomena ini disebut variabel penelitian.</w:t>
+        <w:t>Pada prinsipnya meneliti adalah melakukan pengukuran, maka harus ada alat ukur yang baik. Alat ukur dalam penelitian biasanya dinamakan instrumen penelitian. Sugiyono (2023:156), menjelaskan bahwa instrumen penelitian adalah suatu alat yang digunakan mengukur fenomena alam maupun sosial yang diamati. Secara spesifik semua fenomena ini disebut variabel penelitian.</w:t>
       </w:r>
     </w:p>
     <w:p>
@@ -6830,13 +6674,7 @@
         <w:divId w:val="106628184"/>
       </w:pPr>
       <w:r>
-        <w:t xml:space="preserve">Skala pengukuran yang digunakan dalam </w:t>
-      </w:r>
-      <w:r>
-        <w:t>penyusunan kuesioner penelitian ini adalah skala likert. Skala Likert digunakan untuk mengukur sikap, pendapat, dan persepsi seseorang atau sekelompok orang tentang fenomena sosial. Dalam penelitian, fenomena sosial ini telah ditetapkan secara spesifik ole</w:t>
-      </w:r>
-      <w:r>
-        <w:t>h peneliti, yang selanjutnya disebut sebagai variabel penelitian. Sugiyono (2023:146).</w:t>
+        <w:t>Skala pengukuran yang digunakan dalam penyusunan kuesioner penelitian ini adalah skala likert. Skala Likert digunakan untuk mengukur sikap, pendapat, dan persepsi seseorang atau sekelompok orang tentang fenomena sosial. Dalam penelitian, fenomena sosial ini telah ditetapkan secara spesifik oleh peneliti, yang selanjutnya disebut sebagai variabel penelitian. Sugiyono (2023:146).</w:t>
       </w:r>
     </w:p>
     <w:p>
@@ -7668,10 +7506,7 @@
         <w:t>SmartPLS</w:t>
       </w:r>
       <w:r>
-        <w:t xml:space="preserve"> yang mel</w:t>
-      </w:r>
-      <w:r>
-        <w:t>iputi: merancang model pengukuran (</w:t>
+        <w:t xml:space="preserve"> yang meliputi: merancang model pengukuran (</w:t>
       </w:r>
       <w:r>
         <w:rPr>
@@ -7691,10 +7526,7 @@
         <w:t>inner model</w:t>
       </w:r>
       <w:r>
-        <w:t>), mengkonstruksikan diagram jalur, estimasi model SEM PLS, evaluasi model pengukuran (uji validitas konvergen, uji validitas diskriminan, dan uji reliabilitas konstruk</w:t>
-      </w:r>
-      <w:r>
-        <w:t>), dan evaluasi model struktural.</w:t>
+        <w:t>), mengkonstruksikan diagram jalur, estimasi model SEM PLS, evaluasi model pengukuran (uji validitas konvergen, uji validitas diskriminan, dan uji reliabilitas konstruk), dan evaluasi model struktural.</w:t>
       </w:r>
     </w:p>
     <w:p>
@@ -7753,10 +7585,7 @@
         <w:t>outer model</w:t>
       </w:r>
       <w:r>
-        <w:t xml:space="preserve"> </w:t>
-      </w:r>
-      <w:r>
-        <w:t>menunjukkan bagaimana setiap blok indikator berhubungan dengan variabel latennya.</w:t>
+        <w:t xml:space="preserve"> menunjukkan bagaimana setiap blok indikator berhubungan dengan variabel latennya.</w:t>
       </w:r>
     </w:p>
     <w:p>
@@ -7777,10 +7606,7 @@
         <w:t>outer model</w:t>
       </w:r>
       <w:r>
-        <w:t xml:space="preserve"> atau model pengukuran mendefinisikan bagaimana setiap blok indikator berhubungan dengan variabel latennya. Perancangan model pe</w:t>
-      </w:r>
-      <w:r>
-        <w:t>ngukuran menentukan sifat indikator dari masing-masing variabel laten, apakah reflektif atau formatif, berdasarkan definisi operasional variabel.</w:t>
+        <w:t xml:space="preserve"> atau model pengukuran mendefinisikan bagaimana setiap blok indikator berhubungan dengan variabel latennya. Perancangan model pengukuran menentukan sifat indikator dari masing-masing variabel laten, apakah reflektif atau formatif, berdasarkan definisi operasional variabel.</w:t>
       </w:r>
     </w:p>
     <w:p>
@@ -7866,14 +7692,7 @@
           <w:b/>
           <w:bCs/>
         </w:rPr>
-        <w:t xml:space="preserve"> </w:t>
-      </w:r>
-      <w:r>
-        <w:rPr>
-          <w:b/>
-          <w:bCs/>
-        </w:rPr>
-        <w:t>variabel dependen (Y)</w:t>
+        <w:t xml:space="preserve"> variabel dependen (Y)</w:t>
       </w:r>
       <w:r>
         <w:rPr>
@@ -8011,14 +7830,7 @@
           <w:b/>
           <w:bCs/>
         </w:rPr>
-        <w:t xml:space="preserve"> Variabel Independen </w:t>
-      </w:r>
-      <w:r>
-        <w:rPr>
-          <w:b/>
-          <w:bCs/>
-        </w:rPr>
-        <w:t>(X2)</w:t>
+        <w:t xml:space="preserve"> Variabel Independen (X2)</w:t>
       </w:r>
     </w:p>
     <w:p>
@@ -8121,7 +7933,7 @@
           <w:i/>
           <w:iCs/>
         </w:rPr>
-        <w:t>Intervening</w:t>
+        <w:t>Mediasi</w:t>
       </w:r>
     </w:p>
     <w:p>
@@ -8180,7 +7992,7 @@
           <w:i/>
           <w:iCs/>
         </w:rPr>
-        <w:t>intervening</w:t>
+        <w:t>Mediasi</w:t>
       </w:r>
       <w:r>
         <w:rPr>
@@ -8195,14 +8007,7 @@
           <w:bCs/>
         </w:rPr>
         <w:br/>
-        <w:t>Sumber: Data prime</w:t>
-      </w:r>
-      <w:r>
-        <w:rPr>
-          <w:b/>
-          <w:bCs/>
-        </w:rPr>
-        <w:t>r diolah, 2026</w:t>
+        <w:t>Sumber: Data primer diolah, 2026</w:t>
       </w:r>
     </w:p>
     <w:p>
@@ -8282,10 +8087,7 @@
         <w:divId w:val="106628184"/>
       </w:pPr>
       <w:r>
-        <w:t>Noor (2015:14</w:t>
-      </w:r>
-      <w:r>
-        <w:t xml:space="preserve">7), menjelaskan bahwa </w:t>
+        <w:t xml:space="preserve">Noor (2015:147), menjelaskan bahwa </w:t>
       </w:r>
       <w:r>
         <w:rPr>
@@ -8324,14 +8126,7 @@
           <w:b/>
           <w:bCs/>
         </w:rPr>
-        <w:t>[GAMBA</w:t>
-      </w:r>
-      <w:r>
-        <w:rPr>
-          <w:b/>
-          <w:bCs/>
-        </w:rPr>
-        <w:t>R INNER MODEL DISINI]</w:t>
+        <w:t>[GAMBAR INNER MODEL DISINI]</w:t>
       </w:r>
       <w:r>
         <w:rPr>
@@ -8371,7 +8166,7 @@
           <w:i/>
           <w:iCs/>
         </w:rPr>
-        <w:t>intervening</w:t>
+        <w:t>Mediasi</w:t>
       </w:r>
       <w:r>
         <w:rPr>
@@ -8429,14 +8224,7 @@
           <w:b/>
           <w:bCs/>
         </w:rPr>
-        <w:t>[GAMBAR DIAGRAM JALUR DISIN</w:t>
-      </w:r>
-      <w:r>
-        <w:rPr>
-          <w:b/>
-          <w:bCs/>
-        </w:rPr>
-        <w:t>I]</w:t>
+        <w:t>[GAMBAR DIAGRAM JALUR DISINI]</w:t>
       </w:r>
       <w:r>
         <w:rPr>
@@ -8541,10 +8329,7 @@
         <w:t>loading faktor</w:t>
       </w:r>
       <w:r>
-        <w:t xml:space="preserve"> variabel l</w:t>
-      </w:r>
-      <w:r>
-        <w:t>aten endogen.</w:t>
+        <w:t xml:space="preserve"> variabel laten endogen.</w:t>
       </w:r>
       <w:r>
         <w:br/>
@@ -8600,10 +8385,7 @@
       </w:r>
       <w:r>
         <w:br/>
-        <w:t>γ = Gamma (kecil), koefisien pen</w:t>
-      </w:r>
-      <w:r>
-        <w:t>garuh variabel eksogen terhadap endogen.</w:t>
+        <w:t>γ = Gamma (kecil), koefisien pengaruh variabel eksogen terhadap endogen.</w:t>
       </w:r>
       <w:r>
         <w:br/>
@@ -8646,10 +8428,7 @@
         <w:divId w:val="106628184"/>
       </w:pPr>
       <w:r>
-        <w:t>Noor (2015:149), menj</w:t>
-      </w:r>
-      <w:r>
-        <w:t>elaskan bahwa metode pendugaan parameter (estimasi) di dalam PLS adalah metode kuadrat terkecil (</w:t>
+        <w:t>Noor (2015:149), menjelaskan bahwa metode pendugaan parameter (estimasi) di dalam PLS adalah metode kuadrat terkecil (</w:t>
       </w:r>
       <w:r>
         <w:rPr>
@@ -8670,10 +8449,7 @@
         <w:divId w:val="106628184"/>
       </w:pPr>
       <w:r>
-        <w:t>Estimasi model SEM</w:t>
-      </w:r>
-      <w:r>
-        <w:t>-PLS dikategorikan menjadi dua bagian penting, yaitu estimasi model pengukuran (</w:t>
+        <w:t>Estimasi model SEM-PLS dikategorikan menjadi dua bagian penting, yaitu estimasi model pengukuran (</w:t>
       </w:r>
       <w:r>
         <w:rPr>
@@ -8693,10 +8469,7 @@
         <w:t>inner model</w:t>
       </w:r>
       <w:r>
-        <w:t>). Estimasi model pengukuran terbagi atas dua bagian, yaitu estimasi model pengukuran model reflektif dan estimasi penguk</w:t>
-      </w:r>
-      <w:r>
-        <w:t>uran model formatif. Estimasi model pengukuran model menilai konsistensi internal (</w:t>
+        <w:t>). Estimasi model pengukuran terbagi atas dua bagian, yaitu estimasi model pengukuran model reflektif dan estimasi pengukuran model formatif. Estimasi model pengukuran model menilai konsistensi internal (</w:t>
       </w:r>
       <w:r>
         <w:rPr>
@@ -8726,10 +8499,7 @@
         <w:t>crossloading</w:t>
       </w:r>
       <w:r>
-        <w:t>, kriteria Fornell Lacker, HTMT</w:t>
-      </w:r>
-      <w:r>
-        <w:t xml:space="preserve"> ratio).</w:t>
+        <w:t>, kriteria Fornell Lacker, HTMT ratio).</w:t>
       </w:r>
     </w:p>
     <w:p>
@@ -8842,10 +8612,7 @@
         <w:divId w:val="106628184"/>
       </w:pPr>
       <w:r>
-        <w:t>Menurut Ghozali (202</w:t>
-      </w:r>
-      <w:r>
-        <w:t>1:68), validitas konvergen berhubungan dengan prinsip bahwa pengukur-pengukur (</w:t>
+        <w:t>Menurut Ghozali (2021:68), validitas konvergen berhubungan dengan prinsip bahwa pengukur-pengukur (</w:t>
       </w:r>
       <w:r>
         <w:rPr>
@@ -8865,10 +8632,7 @@
         <w:t>Rule of thumb</w:t>
       </w:r>
       <w:r>
-        <w:t xml:space="preserve"> </w:t>
-      </w:r>
-      <w:r>
-        <w:t xml:space="preserve">yang biasanya digunakan untuk menilai validitas konvergen yaitu nilai </w:t>
+        <w:t xml:space="preserve"> yang biasanya digunakan untuk menilai validitas konvergen yaitu nilai </w:t>
       </w:r>
       <w:r>
         <w:rPr>
@@ -8908,10 +8672,7 @@
         <w:t>exploratory</w:t>
       </w:r>
       <w:r>
-        <w:t xml:space="preserve"> masih dapat diterima </w:t>
-      </w:r>
-      <w:r>
-        <w:t xml:space="preserve">serta nilai </w:t>
+        <w:t xml:space="preserve"> masih dapat diterima serta nilai </w:t>
       </w:r>
       <w:r>
         <w:rPr>
@@ -8941,10 +8702,7 @@
         <w:t>rule of thumb</w:t>
       </w:r>
       <w:r>
-        <w:t xml:space="preserve"> validitas konvergen bisa dili</w:t>
-      </w:r>
-      <w:r>
-        <w:t>hat pada tabel 3.4</w:t>
+        <w:t xml:space="preserve"> validitas konvergen bisa dilihat pada tabel 3.4</w:t>
       </w:r>
     </w:p>
     <w:p>
@@ -8985,10 +8743,7 @@
         <w:t>manifest variable</w:t>
       </w:r>
       <w:r>
-        <w:t>) konstruk yang berbeda seharusnya tidak berkorelasi dengan tinggi. Cara untuk meng</w:t>
-      </w:r>
-      <w:r>
-        <w:t xml:space="preserve">uji validitas diskriminan dengan indikator reflektif yaitu dengan melihat nilai </w:t>
+        <w:t xml:space="preserve">) konstruk yang berbeda seharusnya tidak berkorelasi dengan tinggi. Cara untuk menguji validitas diskriminan dengan indikator reflektif yaitu dengan melihat nilai </w:t>
       </w:r>
       <w:r>
         <w:rPr>
@@ -8998,13 +8753,7 @@
         <w:t>cross loading</w:t>
       </w:r>
       <w:r>
-        <w:t xml:space="preserve"> untuk setiap variabel harus &gt; 0.70. Cara lain yang dapat digunakan untuk menguji validitas diskriminan adalah dengan membandingkan akar kuadrat AVE untuk setiap k</w:t>
-      </w:r>
-      <w:r>
-        <w:t>onstruk dengan nilai korelasi antar konstruk dalam model. Validitas diskriminan yang baik ditunjukkan dari akar kuadrat AVE untuk tiap konstruk lebih besar dari korelasi antar konstruk dalam model. Menurut Hanseler dalam Ghozali (2021:69) menganjurkan bahw</w:t>
-      </w:r>
-      <w:r>
-        <w:t xml:space="preserve">a HTMT &lt; 90 sangat baik dan validitas diskriminan telah mencapai antara pasangan konstruk reflektif. Ringkasan </w:t>
+        <w:t xml:space="preserve"> untuk setiap variabel harus &gt; 0.70. Cara lain yang dapat digunakan untuk menguji validitas diskriminan adalah dengan membandingkan akar kuadrat AVE untuk setiap konstruk dengan nilai korelasi antar konstruk dalam model. Validitas diskriminan yang baik ditunjukkan dari akar kuadrat AVE untuk tiap konstruk lebih besar dari korelasi antar konstruk dalam model. Menurut Hanseler dalam Ghozali (2021:69) menganjurkan bahwa HTMT &lt; 90 sangat baik dan validitas diskriminan telah mencapai antara pasangan konstruk reflektif. Ringkasan </w:t>
       </w:r>
       <w:r>
         <w:rPr>
@@ -9045,10 +8794,7 @@
         <w:divId w:val="106628184"/>
       </w:pPr>
       <w:r>
-        <w:t>Menurut Ghozali (2021:69-70), uji reliabilit</w:t>
-      </w:r>
-      <w:r>
-        <w:t xml:space="preserve">as konstruk dilakukan untuk membuktikan akurasi, konsistensi dan ketepatan instrumen dalam mengukur konstruk. Untuk mengukur reliabilitas suatu konstruk dengan indikator reflektif dapat dilakukan dengan dua cara yaitu dengan </w:t>
+        <w:t xml:space="preserve">Menurut Ghozali (2021:69-70), uji reliabilitas konstruk dilakukan untuk membuktikan akurasi, konsistensi dan ketepatan instrumen dalam mengukur konstruk. Untuk mengukur reliabilitas suatu konstruk dengan indikator reflektif dapat dilakukan dengan dua cara yaitu dengan </w:t>
       </w:r>
       <w:r>
         <w:rPr>
@@ -9065,50 +8811,40 @@
           <w:i/>
           <w:iCs/>
         </w:rPr>
-        <w:t xml:space="preserve">Composite </w:t>
+        <w:t>Composite Reliability</w:t>
+      </w:r>
+      <w:r>
+        <w:t xml:space="preserve"> sering disebut Dillon-Goldstein's. </w:t>
       </w:r>
       <w:r>
         <w:rPr>
           <w:i/>
           <w:iCs/>
         </w:rPr>
-        <w:t>Reliability</w:t>
-      </w:r>
-      <w:r>
-        <w:t xml:space="preserve"> sering disebut Dillon-Goldstein's. </w:t>
+        <w:t>Rule of Thumb</w:t>
+      </w:r>
+      <w:r>
+        <w:t xml:space="preserve"> biasanya digunakan untuk menilai reliabilitas konstruk yaitu nilai </w:t>
       </w:r>
       <w:r>
         <w:rPr>
           <w:i/>
           <w:iCs/>
         </w:rPr>
-        <w:t>Rule of Thumb</w:t>
-      </w:r>
-      <w:r>
-        <w:t xml:space="preserve"> biasanya digunakan untuk menilai reliabilitas konstruk yaitu nilai </w:t>
+        <w:t>Composite Reliability</w:t>
+      </w:r>
+      <w:r>
+        <w:t xml:space="preserve"> harus lebih besar dari 0.7. untuk penelitian yang bersifat </w:t>
       </w:r>
       <w:r>
         <w:rPr>
           <w:i/>
           <w:iCs/>
         </w:rPr>
-        <w:t>Composite Reliability</w:t>
-      </w:r>
-      <w:r>
-        <w:t xml:space="preserve"> harus lebih besar dari 0.7. untuk penelitian yang bersifat </w:t>
-      </w:r>
-      <w:r>
-        <w:rPr>
-          <w:i/>
-          <w:iCs/>
-        </w:rPr>
         <w:t>confirmatory</w:t>
       </w:r>
       <w:r>
-        <w:t xml:space="preserve"> dan 0.6 – 0.7 masih dapat diterima</w:t>
-      </w:r>
-      <w:r>
-        <w:t xml:space="preserve"> untuk penelitian yang bersifat </w:t>
+        <w:t xml:space="preserve"> dan 0.6 – 0.7 masih dapat diterima untuk penelitian yang bersifat </w:t>
       </w:r>
       <w:r>
         <w:rPr>
@@ -9235,17 +8971,7 @@
                 <w:sz w:val="20"/>
                 <w:szCs w:val="20"/>
               </w:rPr>
-              <w:t>Va</w:t>
-            </w:r>
-            <w:r>
-              <w:rPr>
-                <w:rFonts w:eastAsia="Times New Roman"/>
-                <w:b/>
-                <w:bCs/>
-                <w:sz w:val="20"/>
-                <w:szCs w:val="20"/>
-              </w:rPr>
-              <w:t>liditas dan Realibilitas</w:t>
+              <w:t>Validitas dan Realibilitas</w:t>
             </w:r>
           </w:p>
         </w:tc>
@@ -10127,17 +9853,7 @@
                 <w:sz w:val="20"/>
                 <w:szCs w:val="20"/>
               </w:rPr>
-              <w:t>Cron</w:t>
-            </w:r>
-            <w:r>
-              <w:rPr>
-                <w:rFonts w:eastAsia="Times New Roman"/>
-                <w:i/>
-                <w:iCs/>
-                <w:sz w:val="20"/>
-                <w:szCs w:val="20"/>
-              </w:rPr>
-              <w:t>bach's Alpha</w:t>
+              <w:t>Cronbach's Alpha</w:t>
             </w:r>
           </w:p>
         </w:tc>
@@ -10559,10 +10275,7 @@
         <w:divId w:val="106628184"/>
       </w:pPr>
       <w:r>
-        <w:t>Evaluasi model pengukuran dilakukan dengan menilai signifikansi dan relevansi hubungan model struktural, menilai tingkat</w:t>
-      </w:r>
-      <w:r>
-        <w:t xml:space="preserve"> koefisien determinasi (R²) dan menilai f² </w:t>
+        <w:t xml:space="preserve">Evaluasi model pengukuran dilakukan dengan menilai signifikansi dan relevansi hubungan model struktural, menilai tingkat koefisien determinasi (R²) dan menilai f² </w:t>
       </w:r>
       <w:r>
         <w:rPr>
@@ -10583,10 +10296,7 @@
         <w:divId w:val="106628184"/>
       </w:pPr>
       <w:r>
-        <w:t>Ghozali (2021:73), menjelaskan bahwa dalam menilai model struktural dalam PLS, kita mulai dengan melihat nilai R-Square untuk setiap variabel laten endogen sebagai kekuatan prediksi dari model struktu</w:t>
-      </w:r>
-      <w:r>
-        <w:t xml:space="preserve">ral. Perubahan nilai R-Square dapat digunakan untuk menjelaskan pengaruh variabel laten eksogen tertentu terhadap variabel laten endogen apakah mempunyai pengaruh yang </w:t>
+        <w:t xml:space="preserve">Ghozali (2021:73), menjelaskan bahwa dalam menilai model struktural dalam PLS, kita mulai dengan melihat nilai R-Square untuk setiap variabel laten endogen sebagai kekuatan prediksi dari model struktural. Perubahan nilai R-Square dapat digunakan untuk menjelaskan pengaruh variabel laten eksogen tertentu terhadap variabel laten endogen apakah mempunyai pengaruh yang </w:t>
       </w:r>
       <w:r>
         <w:rPr>
@@ -10603,14 +10313,7 @@
           <w:i/>
           <w:iCs/>
         </w:rPr>
-        <w:t>mode</w:t>
-      </w:r>
-      <w:r>
-        <w:rPr>
-          <w:i/>
-          <w:iCs/>
-        </w:rPr>
-        <w:t>rate</w:t>
+        <w:t>moderate</w:t>
       </w:r>
       <w:r>
         <w:t>, dan lemah.</w:t>
@@ -10731,13 +10434,7 @@
         <w:t>excluded</w:t>
       </w:r>
       <w:r>
-        <w:t xml:space="preserve"> adalah R-Square dari variabel laten endogen ketika pr</w:t>
-      </w:r>
-      <w:r>
-        <w:t>ediktor variabel laten digunakan atau dikeluarkan di dalam persamaan struktural. Nilai f² 0.02, 0.15, 0.35 sama dengan yang direkomendasikan Cohen dalam Ghozali (2021:74) untuk definisi operasional regresi berganda. Nilai tersebut dapat diinterpretasikan b</w:t>
-      </w:r>
-      <w:r>
-        <w:t>ahwa prediktor variabel laten mempunyai pengaruh kecil, menengah dan besar pada level struktural (Chin dalam Ghozali, 2021:74).</w:t>
+        <w:t xml:space="preserve"> adalah R-Square dari variabel laten endogen ketika prediktor variabel laten digunakan atau dikeluarkan di dalam persamaan struktural. Nilai f² 0.02, 0.15, 0.35 sama dengan yang direkomendasikan Cohen dalam Ghozali (2021:74) untuk definisi operasional regresi berganda. Nilai tersebut dapat diinterpretasikan bahwa prediktor variabel laten mempunyai pengaruh kecil, menengah dan besar pada level struktural (Chin dalam Ghozali, 2021:74).</w:t>
       </w:r>
     </w:p>
     <w:p>
@@ -10748,10 +10445,7 @@
         <w:divId w:val="106628184"/>
       </w:pPr>
       <w:r>
-        <w:t>Ghozali (2021:74) menambahkan, disamping melihat besarnya R-Square, evaluasi model PLS dapat juga dilakukan dengan Q² Predictive</w:t>
-      </w:r>
-      <w:r>
-        <w:t xml:space="preserve"> relevance atau sering disebut </w:t>
+        <w:t xml:space="preserve">Ghozali (2021:74) menambahkan, disamping melihat besarnya R-Square, evaluasi model PLS dapat juga dilakukan dengan Q² Predictive relevance atau sering disebut </w:t>
       </w:r>
       <w:r>
         <w:rPr>
@@ -10842,10 +10536,7 @@
         <w:t>rule of thumb</w:t>
       </w:r>
       <w:r>
-        <w:t xml:space="preserve"> evaluasi model struktural dapat dilihat </w:t>
-      </w:r>
-      <w:r>
-        <w:t>pada tabel 3.5 berikut:</w:t>
+        <w:t xml:space="preserve"> evaluasi model struktural dapat dilihat pada tabel 3.5 berikut:</w:t>
       </w:r>
     </w:p>
     <w:p>
@@ -11075,15 +10766,7 @@
                 <w:szCs w:val="20"/>
               </w:rPr>
               <w:br/>
-              <w:t>0.75, 0.50, dan 0.25 menunjukkan model kuat, moderat, dan lemah (Hair et a</w:t>
-            </w:r>
-            <w:r>
-              <w:rPr>
-                <w:rFonts w:eastAsia="Times New Roman"/>
-                <w:sz w:val="20"/>
-                <w:szCs w:val="20"/>
-              </w:rPr>
-              <w:t>l 2011)</w:t>
+              <w:t>0.75, 0.50, dan 0.25 menunjukkan model kuat, moderat, dan lemah (Hair et al 2011)</w:t>
             </w:r>
           </w:p>
         </w:tc>
@@ -11362,15 +11045,7 @@
                 <w:sz w:val="20"/>
                 <w:szCs w:val="20"/>
               </w:rPr>
-              <w:t>0.</w:t>
-            </w:r>
-            <w:r>
-              <w:rPr>
-                <w:rFonts w:eastAsia="Times New Roman"/>
-                <w:sz w:val="20"/>
-                <w:szCs w:val="20"/>
-              </w:rPr>
-              <w:t>02, 0.15, 0.35 (lemah, moderat, kuat)</w:t>
+              <w:t>0.02, 0.15, 0.35 (lemah, moderat, kuat)</w:t>
             </w:r>
           </w:p>
         </w:tc>
@@ -12321,8 +11996,8 @@
       <w:bCs/>
     </w:rPr>
   </w:style>
-  <w:style w:type="paragraph" w:customStyle="1" w:styleId="caption">
-    <w:name w:val="caption"/>
+  <w:style w:type="paragraph" w:customStyle="1" w:styleId="Caption1">
+    <w:name w:val="Caption1"/>
     <w:basedOn w:val="Normal"/>
     <w:pPr>
       <w:spacing w:before="100" w:beforeAutospacing="1" w:after="60"/>
